--- a/reports/2_SRS_DocMindX_AI_HI.docx
+++ b/reports/2_SRS_DocMindX_AI_HI.docx
@@ -55,7 +55,7 @@
       <w:tr>
         <w:tc>
           <w:tcPr>
-            <w:tcW w:type="dxa" w:w="2160"/>
+            <w:tcW w:type="dxa" w:w="2016"/>
             <w:shd w:fill="F1F5F9"/>
           </w:tcPr>
           <w:p>
@@ -67,7 +67,7 @@
                 <w:rFonts w:ascii="Segoe UI" w:hAnsi="Segoe UI"/>
                 <w:b/>
                 <w:color w:val="0A2540"/>
-                <w:sz w:val="18"/>
+                <w:sz w:val="17"/>
               </w:rPr>
               <w:t>प्रोजेक्ट</w:t>
             </w:r>
@@ -75,7 +75,7 @@
         </w:tc>
         <w:tc>
           <w:tcPr>
-            <w:tcW w:type="dxa" w:w="2592"/>
+            <w:tcW w:type="dxa" w:w="3168"/>
             <w:shd w:fill="F8FAFC"/>
           </w:tcPr>
           <w:p>
@@ -86,15 +86,15 @@
               <w:rPr>
                 <w:rFonts w:ascii="Segoe UI" w:hAnsi="Segoe UI"/>
                 <w:color w:val="1E293B"/>
-                <w:sz w:val="18"/>
+                <w:sz w:val="17"/>
               </w:rPr>
-              <w:t>DocMindX AI v2.0</w:t>
+              <w:t>DocMindX AI v2.0 (क्लिनिकल इंटेलिजेंस)</w:t>
             </w:r>
           </w:p>
         </w:tc>
         <w:tc>
           <w:tcPr>
-            <w:tcW w:type="dxa" w:w="2160"/>
+            <w:tcW w:type="dxa" w:w="1872"/>
             <w:shd w:fill="F1F5F9"/>
           </w:tcPr>
           <w:p>
@@ -106,15 +106,15 @@
                 <w:rFonts w:ascii="Segoe UI" w:hAnsi="Segoe UI"/>
                 <w:b/>
                 <w:color w:val="0A2540"/>
-                <w:sz w:val="18"/>
+                <w:sz w:val="17"/>
               </w:rPr>
-              <w:t>लेखक / आर्किटेक्ट</w:t>
+              <w:t>स्थिति</w:t>
             </w:r>
           </w:p>
         </w:tc>
         <w:tc>
           <w:tcPr>
-            <w:tcW w:type="dxa" w:w="2448"/>
+            <w:tcW w:type="dxa" w:w="2304"/>
             <w:shd w:fill="F8FAFC"/>
           </w:tcPr>
           <w:p>
@@ -125,9 +125,9 @@
               <w:rPr>
                 <w:rFonts w:ascii="Segoe UI" w:hAnsi="Segoe UI"/>
                 <w:color w:val="1E293B"/>
-                <w:sz w:val="18"/>
+                <w:sz w:val="17"/>
               </w:rPr>
-              <w:t>Daksh Vasani</w:t>
+              <w:t>प्रोडक्शन सत्यापित (97.58% सटीकता)</w:t>
             </w:r>
           </w:p>
         </w:tc>
@@ -135,7 +135,7 @@
       <w:tr>
         <w:tc>
           <w:tcPr>
-            <w:tcW w:type="dxa" w:w="2160"/>
+            <w:tcW w:type="dxa" w:w="2016"/>
             <w:shd w:fill="F1F5F9"/>
           </w:tcPr>
           <w:p>
@@ -147,15 +147,15 @@
                 <w:rFonts w:ascii="Segoe UI" w:hAnsi="Segoe UI"/>
                 <w:b/>
                 <w:color w:val="0A2540"/>
-                <w:sz w:val="18"/>
+                <w:sz w:val="17"/>
               </w:rPr>
-              <w:t>ट्रैक</w:t>
+              <w:t>विद्यार्थी / शोधकर्ता</w:t>
             </w:r>
           </w:p>
         </w:tc>
         <w:tc>
           <w:tcPr>
-            <w:tcW w:type="dxa" w:w="2592"/>
+            <w:tcW w:type="dxa" w:w="3168"/>
             <w:shd w:fill="F8FAFC"/>
           </w:tcPr>
           <w:p>
@@ -166,15 +166,17 @@
               <w:rPr>
                 <w:rFonts w:ascii="Segoe UI" w:hAnsi="Segoe UI"/>
                 <w:color w:val="1E293B"/>
-                <w:sz w:val="18"/>
+                <w:sz w:val="17"/>
               </w:rPr>
-              <w:t>स्मार्ट हेल्थ एवं सप्लाई चेन</w:t>
+              <w:t>1. आकाश शाह   2. आलोक राणा</w:t>
+              <w:br/>
+              <w:t>3. वासणी दक्ष विठ्ठलभाई</w:t>
             </w:r>
           </w:p>
         </w:tc>
         <w:tc>
           <w:tcPr>
-            <w:tcW w:type="dxa" w:w="2160"/>
+            <w:tcW w:type="dxa" w:w="1872"/>
             <w:shd w:fill="F1F5F9"/>
           </w:tcPr>
           <w:p>
@@ -186,15 +188,15 @@
                 <w:rFonts w:ascii="Segoe UI" w:hAnsi="Segoe UI"/>
                 <w:b/>
                 <w:color w:val="0A2540"/>
-                <w:sz w:val="18"/>
+                <w:sz w:val="17"/>
               </w:rPr>
-              <w:t>स्थिति</w:t>
+              <w:t>संस्थान / विभाग</w:t>
             </w:r>
           </w:p>
         </w:tc>
         <w:tc>
           <w:tcPr>
-            <w:tcW w:type="dxa" w:w="2448"/>
+            <w:tcW w:type="dxa" w:w="2304"/>
             <w:shd w:fill="F8FAFC"/>
           </w:tcPr>
           <w:p>
@@ -205,9 +207,89 @@
               <w:rPr>
                 <w:rFonts w:ascii="Segoe UI" w:hAnsi="Segoe UI"/>
                 <w:color w:val="1E293B"/>
-                <w:sz w:val="18"/>
+                <w:sz w:val="17"/>
               </w:rPr>
-              <w:t>प्रोडक्शन रेडी / सत्यापित</w:t>
+              <w:t>SOCCA (M.Sc. D.S.)</w:t>
+            </w:r>
+          </w:p>
+        </w:tc>
+      </w:tr>
+      <w:tr>
+        <w:tc>
+          <w:tcPr>
+            <w:tcW w:type="dxa" w:w="2016"/>
+            <w:shd w:fill="F1F5F9"/>
+          </w:tcPr>
+          <w:p>
+            <w:pPr>
+              <w:spacing w:before="40" w:after="40"/>
+            </w:pPr>
+            <w:r>
+              <w:rPr>
+                <w:rFonts w:ascii="Segoe UI" w:hAnsi="Segoe UI"/>
+                <w:b/>
+                <w:color w:val="0A2540"/>
+                <w:sz w:val="17"/>
+              </w:rPr>
+              <w:t>प्रोजेक्ट मार्गदर्शक</w:t>
+            </w:r>
+          </w:p>
+        </w:tc>
+        <w:tc>
+          <w:tcPr>
+            <w:tcW w:type="dxa" w:w="3168"/>
+            <w:shd w:fill="F8FAFC"/>
+          </w:tcPr>
+          <w:p>
+            <w:pPr>
+              <w:spacing w:before="40" w:after="40"/>
+            </w:pPr>
+            <w:r>
+              <w:rPr>
+                <w:rFonts w:ascii="Segoe UI" w:hAnsi="Segoe UI"/>
+                <w:color w:val="1E293B"/>
+                <w:sz w:val="17"/>
+              </w:rPr>
+              <w:t>श्री केतन नकुम (Mr. Ketan Nakum)</w:t>
+            </w:r>
+          </w:p>
+        </w:tc>
+        <w:tc>
+          <w:tcPr>
+            <w:tcW w:type="dxa" w:w="1872"/>
+            <w:shd w:fill="F1F5F9"/>
+          </w:tcPr>
+          <w:p>
+            <w:pPr>
+              <w:spacing w:before="40" w:after="40"/>
+            </w:pPr>
+            <w:r>
+              <w:rPr>
+                <w:rFonts w:ascii="Segoe UI" w:hAnsi="Segoe UI"/>
+                <w:b/>
+                <w:color w:val="0A2540"/>
+                <w:sz w:val="17"/>
+              </w:rPr>
+              <w:t>विभाग</w:t>
+            </w:r>
+          </w:p>
+        </w:tc>
+        <w:tc>
+          <w:tcPr>
+            <w:tcW w:type="dxa" w:w="2304"/>
+            <w:shd w:fill="F8FAFC"/>
+          </w:tcPr>
+          <w:p>
+            <w:pPr>
+              <w:spacing w:before="40" w:after="40"/>
+            </w:pPr>
+            <w:r>
+              <w:rPr>
+                <w:rFonts w:ascii="Segoe UI" w:hAnsi="Segoe UI"/>
+                <w:color w:val="1E293B"/>
+                <w:sz w:val="17"/>
+              </w:rPr>
+              <w:t>SOCCA (M.Sc. D.S.)</w:t>
             </w:r>
           </w:p>
         </w:tc>
@@ -215,7 +297,7 @@
     </w:tbl>
     <w:p>
       <w:pPr>
-        <w:spacing w:before="240" w:after="160"/>
+        <w:spacing w:before="200" w:after="160"/>
       </w:pPr>
     </w:p>
     <w:p>
@@ -842,7 +924,7 @@
           <w:color w:val="0077B6"/>
           <w:sz w:val="25"/>
         </w:rPr>
-        <w:t>FR-01: बहुभाषी भारतीय NLP एवं निषेध (Negation) डिटेक्टर</w:t>
+        <w:t>FR-01: मल्टीमॉडल इनटेक एवं भारतीय भाषा निषेध डिटेक्टर</w:t>
       </w:r>
     </w:p>
     <w:p>
@@ -856,7 +938,7 @@
           <w:color w:val="1E293B"/>
           <w:sz w:val="20"/>
         </w:rPr>
-        <w:t>सिस्टम हिंदी, गुजराती, अंग्रेजी, मराठी, बंगाली, तेलुगु और तमिल में टेक्स्ट और वॉयस इनपुट स्वीकार करेगा। यह 'ai/disease_prediction/canonical_concepts.py' के आधार पर फोनेटिक और रेगेक्स नॉर्मलाइजेशन करेगा। यदि मरीज ने 'बुखार नहीं है' या 'माथु नथी दुखतु' कहा है, तो उस लक्षण को धनात्मक साक्ष्य से बाहर रखा जाएगा।</w:t>
+        <w:t>सिस्टम हिंदी, गुजराती और अंग्रेजी में टेक्स्ट, Whisper ASR वॉइस और बीमारी के क्लिनिकल फोटो स्वीकार करेगा। यह 'ai/disease_prediction/canonical_concepts.py' के आधार पर फोनेटिक और रेगेक्स नॉर्मलाइजेशन करेगा। यदि मरीज ने 'बुखार नहीं है' या 'माथु नथी दुखतु' कहा है, तो उस लक्षण को धनात्मक साक्ष्य से पूर्णतः बाहर रखा जाएगा।</w:t>
       </w:r>
     </w:p>
     <w:p>
@@ -871,7 +953,7 @@
           <w:color w:val="0077B6"/>
           <w:sz w:val="25"/>
         </w:rPr>
-        <w:t>FR-02: 280-आयामी क्लिनिकल फीचर वेक्टर निर्माण</w:t>
+        <w:t>FR-02: जनसांख्यिकी इनटेक एवं 280-आयामी क्लिनिकल वेक्टर</w:t>
       </w:r>
     </w:p>
     <w:p>
@@ -885,7 +967,7 @@
           <w:color w:val="1E293B"/>
           <w:sz w:val="20"/>
         </w:rPr>
-        <w:t>सिस्टम निष्कर्षित लक्षणों को एक निश्चित 280-आयामी बाइनरी वेक्टर में बदलेगा। पहचाने गए लक्षण का मान 1 होगा और अनुपस्थित लक्षण का मान 0 रहेगा।</w:t>
+        <w:t>सिस्टम मरीज के डेमोग्राफिक विवरण (उम्र, जैविक लिंग, राज्य/स्थान, ऊंचाई सेमी, वजन किग्रा, ब्लड ग्रुप: A+, A-, B+, B-, AB+, AB-, O+, O-, अज्ञात) को दर्ज करेगा। निष्कर्षित लक्षणों को 280-आयामी बाइनरी वेक्टर में बदला जाएगा।</w:t>
       </w:r>
     </w:p>
     <w:p>
@@ -914,7 +996,7 @@
           <w:color w:val="1E293B"/>
           <w:sz w:val="20"/>
         </w:rPr>
-        <w:t>सिस्टम Scikit-Learn RandomForestClassifier (50 Decision Trees, Gini Impurity, मॉडल फाइल 'models/disease_model.pkl') द्वारा 101 ICD-11 रोग श्रेणियों पर अनुमान लगाएगा। मानक CPU पर इसका इन्फेरेंस समय 45 मिलीसेकंड से कम होगा।</w:t>
+        <w:t>सिस्टम Scikit-Learn RandomForestClassifier (50 Decision Trees, Gini Impurity, मॉडल फाइल 'models/disease_model.pkl') द्वारा 101 ICD-11 रोग श्रेणियों पर 45ms में 97.58% Top-3 सटीकता से अनुमान लगाएगा।</w:t>
       </w:r>
     </w:p>
     <w:p>
@@ -943,7 +1025,7 @@
           <w:color w:val="1E293B"/>
           <w:sz w:val="20"/>
         </w:rPr>
-        <w:t>सिस्टम ML द्वारा सुझाई गई बीमारियों का सत्यापन कोलंबिया नॉलेज ग्राफ और WHO ICD-11 डेटा से करेगा। जिन बीमारियों का मरीज के लक्षणों से वास्तविक मेल नहीं होगा, उन्हें सूची से हटा दिया जाएगा।</w:t>
+        <w:t>सिस्टम ML द्वारा सुझाई गई बीमारियों का सत्यापन कोलंबिया नॉलेज ग्राफ और WHO ICD-11 डेटा से करेगा। जिन बीमारियों का मरीज के असली लक्षणों से वास्तविक मेल नहीं होगा, उन्हें सूची से बाहर कर दिया जाएगा।</w:t>
       </w:r>
     </w:p>
     <w:p>
@@ -987,7 +1069,7 @@
           <w:color w:val="0077B6"/>
           <w:sz w:val="25"/>
         </w:rPr>
-        <w:t>FR-06: मल्टीमॉडल मेडिकल विजन एवं पर्ची OCR</w:t>
+        <w:t>FR-06: पैनल 2: मेडिकल रिपोर्ट व डॉक्टर पर्ची स्कैनर</w:t>
       </w:r>
     </w:p>
     <w:p>
@@ -1001,7 +1083,7 @@
           <w:color w:val="1E293B"/>
           <w:sz w:val="20"/>
         </w:rPr>
-        <w:t>सिस्टम डॉक्टर की हाथ से लिखी पर्चियों (PNG, JPG, PDF) को Google Gemini 2.5 Flash Vision और Tesseract द्वारा स्कैन करके दवाओं के नाम, खुराक (Dosage) और समय सारणी निकालेगा।</w:t>
+        <w:t>सिस्टम डॉक्टर की हाथ से लिखी पर्चियों, ब्लड रिपोर्ट्स (CBC, LFT, Lipid, KFT) व एक्स-रे को Gemini Vision व Tesseract द्वारा स्कैन करके सरल भाषा में समझाएगा, कारण बताएगा और उचित कदम सुझाएगा।</w:t>
       </w:r>
     </w:p>
     <w:p>
@@ -1030,7 +1112,7 @@
           <w:color w:val="1E293B"/>
           <w:sz w:val="20"/>
         </w:rPr>
-        <w:t>सिस्टम कम्पलीट ब्लड काउंट (CBC), LFT और लिपिड प्रोफाइल की जांच 'datasets/blood_report/' के मानकों के अनुसार करेगा और असामान्य मानों को क्लिनिकल गंभीरता के साथ दर्शाएगा।</w:t>
+        <w:t>सिस्टम कम्पलीट ब्लड काउंट (CBC), LFT और लिपिड प्रोफाइल की जांच 'datasets/blood_report/' के क्लिनिकल मानकों के अनुसार करेगा और असामान्य मानों को गंभीरता स्तर के साथ दर्शाएगा।</w:t>
       </w:r>
     </w:p>
     <w:p>
@@ -1059,7 +1141,7 @@
           <w:color w:val="1E293B"/>
           <w:sz w:val="20"/>
         </w:rPr>
-        <w:t>सिस्टम US FDA और NIH DailyMed API से दवा की असली पैकेजिंग और तत्वों का मिलान करेगा। आधिकारिक रिकॉर्ड न मिलने पर दवा को 'UNVERIFIED' चिन्हित करेगा ताकि झूठी जानकारी न फैले।</w:t>
+        <w:t>सिस्टम US FDA और NIH DailyMed API से दवा की असली पैकेजिंग और तत्वों का मिलान करेगा। आधिकारिक रिकॉर्ड न मिलने पर दवा को 'UNVERIFIED' चिन्हित करेगा ताकि कोई भी गलत सुझाव न जाए।</w:t>
       </w:r>
     </w:p>
     <w:p>
@@ -1074,7 +1156,7 @@
           <w:color w:val="0077B6"/>
           <w:sz w:val="25"/>
         </w:rPr>
-        <w:t>FR-09: ICMR-NIN आहार एवं अवधि-आधारित स्वास्थ्य परामर्श</w:t>
+        <w:t>FR-09: त्रि-स्तरीय समग्र स्वास्थ्य: दवा, आहार (क्या खाएं/न खाएं), योग व कारण</w:t>
       </w:r>
     </w:p>
     <w:p>
@@ -1088,7 +1170,7 @@
           <w:color w:val="1E293B"/>
           <w:sz w:val="20"/>
         </w:rPr>
-        <w:t>सिस्टम बीमारी की अवधि के अनुसार आहार और थेरेपी सुझाएगा। यदि बीमारी 4 दिन से कम पुरानी है, तो गैर-जरूरी महंगे टेस्ट (जैसे Brain MRI, EEG) को रोककर केवल आपातकालीन जांचों को प्राथमिकता देगा।</w:t>
+        <w:t>सिस्टम रोगी को 4-स्तरीय संपूर्ण परामर्श देगा: (1) OpenFDA सत्यापित OTC दवाएं, (2) ICMR-NIN आहार दिशा-निर्देश ('क्या खाएं' और 'क्या न खाएं'), (3) रोग-अनुसार योगासन व फिजियोथेरेपी, और (4) बीमारी का मूल कारण।</w:t>
       </w:r>
     </w:p>
     <w:p>
@@ -1103,7 +1185,7 @@
           <w:color w:val="0077B6"/>
           <w:sz w:val="25"/>
         </w:rPr>
-        <w:t>FR-10: Overpass एवं Google Maps आपातकालीन अस्पताल रडार</w:t>
+        <w:t>FR-10: पैनल 3: Overpass QL एवं 1 से 25 किमी स्वास्थ्य रडार</w:t>
       </w:r>
     </w:p>
     <w:p>
@@ -1117,7 +1199,7 @@
           <w:color w:val="1E293B"/>
           <w:sz w:val="20"/>
         </w:rPr>
-        <w:t>सिस्टम OpenStreetMap Overpass API और Google Maps का उपयोग करके 5 से 50 किमी के दायरे में 24x7 खुले आपातकालीन अस्पतालों और ICU का रास्ता दिखाएगा।</w:t>
+        <w:t>सिस्टम OpenStreetMap Overpass API का उपयोग करके 1 से 25 किमी के स्लाइडर दायरे में 24/7 खुले आपातकालीन अस्पताल, क्लीनिक, मेडिकल स्टोर, ब्लड बैंक और लैब की लाइव दूरी और दिशा दिखाएगा।</w:t>
       </w:r>
     </w:p>
     <w:p>
@@ -1248,7 +1330,7 @@
           <w:color w:val="0077B6"/>
           <w:sz w:val="25"/>
         </w:rPr>
-        <w:t>FR-15: उपयोगकर्ता प्रमाणीकरण, पारिवारिक प्रोफाइल एवं Supabase RLS</w:t>
+        <w:t>FR-15: पैनल 4: स्वास्थ्य रिकॉर्ड वॉल्ट, पारिवारिक प्रोफाइल व ऑटो-फिल</w:t>
       </w:r>
     </w:p>
     <w:p>
@@ -1262,7 +1344,36 @@
           <w:color w:val="1E293B"/>
           <w:sz w:val="20"/>
         </w:rPr>
-        <w:t>सिस्टम Bcrypt हैशिंग, OTP सुरक्षा और Supabase PostgreSQL Row-Level Security के साथ मरीजों और परिवारों का डेटा पूर्णतः गोपनीय रखेगा।</w:t>
+        <w:t>सिस्टम पारिवारिक सदस्यों के प्रोफाइल का प्रबंधन करेगा। परिवार का कोई सदस्य चुनते ही उसकी उम्र, लिंग, ऊंचाई, वजन और ब्लड ग्रुप स्वतः फॉर्म में भर जाएंगे। पुराने सभी टेस्ट और पर्चियां सहेजी जा सकेंगी।</w:t>
+      </w:r>
+    </w:p>
+    <w:p>
+      <w:pPr>
+        <w:keepNext/>
+        <w:spacing w:before="240" w:after="80"/>
+      </w:pPr>
+      <w:r>
+        <w:rPr>
+          <w:rFonts w:ascii="Segoe UI" w:hAnsi="Segoe UI"/>
+          <w:b/>
+          <w:color w:val="0077B6"/>
+          <w:sz w:val="25"/>
+        </w:rPr>
+        <w:t>FR-16: रोल-बेस्ड एडमिन एक्सेस कंट्रोल (कमान केंद्र सुरक्षा)</w:t>
+      </w:r>
+    </w:p>
+    <w:p>
+      <w:pPr>
+        <w:spacing w:before="0" w:after="80" w:line="276" w:lineRule="auto"/>
+      </w:pPr>
+      <w:r>
+        <w:rPr>
+          <w:rFonts w:ascii="Segoe UI" w:hAnsi="Segoe UI"/>
+          <w:i w:val="0"/>
+          <w:color w:val="1E293B"/>
+          <w:sz w:val="20"/>
+        </w:rPr>
+        <w:t>सिस्टम में सख्त भूमिका-आधारित सुरक्षा (RBAC) होगी। राष्ट्रीय स्वास्थ्य कमान केंद्र, महामारी सिमुलेशन और दवा पुनर्वितरण का अधिकार केवल अधिकृत एडमिन (is_admin=True) को ही प्राप्त होगा।</w:t>
       </w:r>
     </w:p>
     <w:p>
@@ -2774,7 +2885,7 @@
         <w:color w:val="64748B"/>
         <w:sz w:val="16"/>
       </w:rPr>
-      <w:t>DocMindX AI Platform | Enterprise Clinical Health Intelligence | Confidential &amp; Proprietary</w:t>
+      <w:t>DocMindX AI Platform | SOCCA (M.Sc. D.S.) | Mentor: Mr. Ketan Nakum | Production Verified</w:t>
     </w:r>
   </w:p>
 </w:ftr>
